--- a/备课材料/学案/数据与计算-项目一-探秘鸟类研究-学案.docx
+++ b/备课材料/学案/数据与计算-项目一-探秘鸟类研究-学案.docx
@@ -4,67 +4,83 @@
   <w:body>
     <w:p>
       <w:pPr>
-        <w:pStyle w:val="Heading1"/>
+        <w:spacing w:before="0" w:after="120" w:line="300" w:lineRule="auto"/>
       </w:pPr>
       <w:r>
         <w:rPr>
-          <w:rFonts w:ascii="宋体" w:hAnsi="宋体"/>
+          <w:rFonts w:ascii="Times New Roman" w:hAnsi="Times New Roman" w:eastAsia="黑体"/>
+          <w:b/>
+          <w:color w:val="000000"/>
+          <w:sz w:val="36"/>
         </w:rPr>
-      </w:r>
-      <w:r>
-        <w:rPr>
-          <w:rFonts w:ascii="宋体" w:hAnsi="宋体" w:eastAsia="宋体"/>
-          <w:b/>
-          <w:sz w:val="24"/>
-        </w:rPr>
-        <w:t>学案：探秘鸟类研究——认识数据、信息与知识</w:t>
-      </w:r>
-    </w:p>
-    <w:p>
-      <w:r>
-        <w:rPr>
-          <w:rFonts w:ascii="宋体" w:hAnsi="宋体" w:eastAsia="宋体"/>
-          <w:b w:val="0"/>
-          <w:sz w:val="24"/>
-        </w:rPr>
-        <w:t>班级：______  小组：______  姓名：______  日期：______</w:t>
+        <w:t>《探秘鸟类研究——认识数据、信息与知识》学习任务单（学案）</w:t>
       </w:r>
     </w:p>
     <w:p>
       <w:pPr>
-        <w:ind w:left="360"/>
+        <w:spacing w:before="0" w:after="120" w:line="300" w:lineRule="auto"/>
       </w:pPr>
       <w:r>
         <w:rPr>
-          <w:rFonts w:ascii="宋体" w:hAnsi="宋体" w:eastAsia="宋体"/>
+          <w:rFonts w:ascii="Times New Roman" w:hAnsi="Times New Roman" w:eastAsia="宋体"/>
           <w:b w:val="0"/>
           <w:sz w:val="24"/>
         </w:rPr>
-        <w:t>我们小组要研究的真实问题：____________________________________</w:t>
+        <w:t>班级：____________　小组：____________　姓名：____________　日期：____________</w:t>
       </w:r>
     </w:p>
     <w:p>
       <w:pPr>
-        <w:pStyle w:val="Heading2"/>
+        <w:pBdr>
+          <w:bottom w:val="single" w:sz="6" w:space="1" w:color="1F6FB2"/>
+        </w:pBdr>
+      </w:pPr>
+    </w:p>
+    <w:p>
+      <w:pPr>
+        <w:spacing w:before="120" w:after="120" w:line="300" w:lineRule="auto"/>
       </w:pPr>
       <w:r>
         <w:rPr>
-          <w:rFonts w:ascii="宋体" w:hAnsi="宋体"/>
+          <w:rFonts w:ascii="Times New Roman" w:hAnsi="Times New Roman" w:eastAsia="黑体"/>
+          <w:b/>
+          <w:color w:val="1F6FB2"/>
+          <w:sz w:val="32"/>
         </w:rPr>
+        <w:t>一、项目计划书</w:t>
       </w:r>
+    </w:p>
+    <w:p>
+      <w:pPr>
+        <w:spacing w:before="0" w:after="120" w:line="300" w:lineRule="auto"/>
+      </w:pPr>
       <w:r>
         <w:rPr>
-          <w:rFonts w:ascii="宋体" w:hAnsi="宋体" w:eastAsia="宋体"/>
+          <w:rFonts w:ascii="Times New Roman" w:hAnsi="Times New Roman" w:eastAsia="宋体"/>
+          <w:b w:val="0"/>
+          <w:sz w:val="24"/>
+        </w:rPr>
+        <w:t>我们小组要研究的真实问题：______________________________________________</w:t>
+      </w:r>
+    </w:p>
+    <w:p>
+      <w:pPr>
+        <w:spacing w:before="0" w:after="120" w:line="300" w:lineRule="auto"/>
+      </w:pPr>
+      <w:r>
+        <w:rPr>
+          <w:rFonts w:ascii="Times New Roman" w:hAnsi="Times New Roman" w:eastAsia="宋体"/>
           <w:b/>
           <w:sz w:val="24"/>
         </w:rPr>
-        <w:t>一、项目计划书</w:t>
+        <w:t>1. 小组分工</w:t>
       </w:r>
     </w:p>
     <w:tbl>
       <w:tblPr>
         <w:tblStyle w:val="TableGrid"/>
         <w:tblW w:type="auto" w:w="0"/>
+        <w:jc w:val="center"/>
         <w:tblLook w:firstColumn="1" w:firstRow="1" w:lastColumn="0" w:lastRow="0" w:noHBand="0" w:noVBand="1" w:val="04A0"/>
       </w:tblPr>
       <w:tblGrid>
@@ -75,15 +91,19 @@
       <w:tr>
         <w:tc>
           <w:tcPr>
-            <w:tcW w:type="dxa" w:w="2880"/>
+            <w:tcW w:type="dxa" w:w="1701"/>
+            <w:shd w:val="clear" w:fill="D9E2F3"/>
           </w:tcPr>
           <w:p>
+            <w:pPr>
+              <w:jc w:val="center"/>
+            </w:pPr>
             <w:r/>
             <w:r>
               <w:rPr>
-                <w:rFonts w:ascii="宋体" w:hAnsi="宋体" w:eastAsia="宋体"/>
+                <w:rFonts w:ascii="Times New Roman" w:hAnsi="Times New Roman" w:eastAsia="黑体"/>
                 <w:b/>
-                <w:sz w:val="24"/>
+                <w:sz w:val="21"/>
               </w:rPr>
               <w:t>角色</w:t>
             </w:r>
@@ -91,15 +111,19 @@
         </w:tc>
         <w:tc>
           <w:tcPr>
-            <w:tcW w:type="dxa" w:w="2880"/>
+            <w:tcW w:type="dxa" w:w="1701"/>
+            <w:shd w:val="clear" w:fill="D9E2F3"/>
           </w:tcPr>
           <w:p>
+            <w:pPr>
+              <w:jc w:val="center"/>
+            </w:pPr>
             <w:r/>
             <w:r>
               <w:rPr>
-                <w:rFonts w:ascii="宋体" w:hAnsi="宋体" w:eastAsia="宋体"/>
+                <w:rFonts w:ascii="Times New Roman" w:hAnsi="Times New Roman" w:eastAsia="黑体"/>
                 <w:b/>
-                <w:sz w:val="24"/>
+                <w:sz w:val="21"/>
               </w:rPr>
               <w:t>姓名</w:t>
             </w:r>
@@ -107,15 +131,19 @@
         </w:tc>
         <w:tc>
           <w:tcPr>
-            <w:tcW w:type="dxa" w:w="2880"/>
+            <w:tcW w:type="dxa" w:w="4535"/>
+            <w:shd w:val="clear" w:fill="D9E2F3"/>
           </w:tcPr>
           <w:p>
+            <w:pPr>
+              <w:jc w:val="center"/>
+            </w:pPr>
             <w:r/>
             <w:r>
               <w:rPr>
-                <w:rFonts w:ascii="宋体" w:hAnsi="宋体" w:eastAsia="宋体"/>
+                <w:rFonts w:ascii="Times New Roman" w:hAnsi="Times New Roman" w:eastAsia="黑体"/>
                 <w:b/>
-                <w:sz w:val="24"/>
+                <w:sz w:val="21"/>
               </w:rPr>
               <w:t>主要任务</w:t>
             </w:r>
@@ -125,15 +153,15 @@
       <w:tr>
         <w:tc>
           <w:tcPr>
-            <w:tcW w:type="dxa" w:w="2880"/>
+            <w:tcW w:type="dxa" w:w="1701"/>
           </w:tcPr>
           <w:p>
             <w:r/>
             <w:r>
               <w:rPr>
-                <w:rFonts w:ascii="宋体" w:hAnsi="宋体" w:eastAsia="宋体"/>
+                <w:rFonts w:ascii="Times New Roman" w:hAnsi="Times New Roman" w:eastAsia="宋体"/>
                 <w:b w:val="0"/>
-                <w:sz w:val="24"/>
+                <w:sz w:val="21"/>
               </w:rPr>
               <w:t>组长</w:t>
             </w:r>
@@ -141,23 +169,30 @@
         </w:tc>
         <w:tc>
           <w:tcPr>
-            <w:tcW w:type="dxa" w:w="2880"/>
-          </w:tcPr>
-          <w:p>
-            <w:r/>
-          </w:p>
-        </w:tc>
-        <w:tc>
-          <w:tcPr>
-            <w:tcW w:type="dxa" w:w="2880"/>
+            <w:tcW w:type="dxa" w:w="1701"/>
           </w:tcPr>
           <w:p>
             <w:r/>
             <w:r>
               <w:rPr>
-                <w:rFonts w:ascii="宋体" w:hAnsi="宋体" w:eastAsia="宋体"/>
+                <w:rFonts w:ascii="Times New Roman" w:hAnsi="Times New Roman" w:eastAsia="宋体"/>
                 <w:b w:val="0"/>
-                <w:sz w:val="24"/>
+                <w:sz w:val="21"/>
+              </w:rPr>
+            </w:r>
+          </w:p>
+        </w:tc>
+        <w:tc>
+          <w:tcPr>
+            <w:tcW w:type="dxa" w:w="4535"/>
+          </w:tcPr>
+          <w:p>
+            <w:r/>
+            <w:r>
+              <w:rPr>
+                <w:rFonts w:ascii="Times New Roman" w:hAnsi="Times New Roman" w:eastAsia="宋体"/>
+                <w:b w:val="0"/>
+                <w:sz w:val="21"/>
               </w:rPr>
               <w:t>统筹进度、组织讨论</w:t>
             </w:r>
@@ -167,15 +202,15 @@
       <w:tr>
         <w:tc>
           <w:tcPr>
-            <w:tcW w:type="dxa" w:w="2880"/>
+            <w:tcW w:type="dxa" w:w="1701"/>
           </w:tcPr>
           <w:p>
             <w:r/>
             <w:r>
               <w:rPr>
-                <w:rFonts w:ascii="宋体" w:hAnsi="宋体" w:eastAsia="宋体"/>
+                <w:rFonts w:ascii="Times New Roman" w:hAnsi="Times New Roman" w:eastAsia="宋体"/>
                 <w:b w:val="0"/>
-                <w:sz w:val="24"/>
+                <w:sz w:val="21"/>
               </w:rPr>
               <w:t>记录员</w:t>
             </w:r>
@@ -183,23 +218,30 @@
         </w:tc>
         <w:tc>
           <w:tcPr>
-            <w:tcW w:type="dxa" w:w="2880"/>
-          </w:tcPr>
-          <w:p>
-            <w:r/>
-          </w:p>
-        </w:tc>
-        <w:tc>
-          <w:tcPr>
-            <w:tcW w:type="dxa" w:w="2880"/>
+            <w:tcW w:type="dxa" w:w="1701"/>
           </w:tcPr>
           <w:p>
             <w:r/>
             <w:r>
               <w:rPr>
-                <w:rFonts w:ascii="宋体" w:hAnsi="宋体" w:eastAsia="宋体"/>
+                <w:rFonts w:ascii="Times New Roman" w:hAnsi="Times New Roman" w:eastAsia="宋体"/>
                 <w:b w:val="0"/>
-                <w:sz w:val="24"/>
+                <w:sz w:val="21"/>
+              </w:rPr>
+            </w:r>
+          </w:p>
+        </w:tc>
+        <w:tc>
+          <w:tcPr>
+            <w:tcW w:type="dxa" w:w="4535"/>
+          </w:tcPr>
+          <w:p>
+            <w:r/>
+            <w:r>
+              <w:rPr>
+                <w:rFonts w:ascii="Times New Roman" w:hAnsi="Times New Roman" w:eastAsia="宋体"/>
+                <w:b w:val="0"/>
+                <w:sz w:val="21"/>
               </w:rPr>
               <w:t>填写观察记录表、录入数据</w:t>
             </w:r>
@@ -209,15 +251,15 @@
       <w:tr>
         <w:tc>
           <w:tcPr>
-            <w:tcW w:type="dxa" w:w="2880"/>
+            <w:tcW w:type="dxa" w:w="1701"/>
           </w:tcPr>
           <w:p>
             <w:r/>
             <w:r>
               <w:rPr>
-                <w:rFonts w:ascii="宋体" w:hAnsi="宋体" w:eastAsia="宋体"/>
+                <w:rFonts w:ascii="Times New Roman" w:hAnsi="Times New Roman" w:eastAsia="宋体"/>
                 <w:b w:val="0"/>
-                <w:sz w:val="24"/>
+                <w:sz w:val="21"/>
               </w:rPr>
               <w:t>统计员</w:t>
             </w:r>
@@ -225,23 +267,30 @@
         </w:tc>
         <w:tc>
           <w:tcPr>
-            <w:tcW w:type="dxa" w:w="2880"/>
-          </w:tcPr>
-          <w:p>
-            <w:r/>
-          </w:p>
-        </w:tc>
-        <w:tc>
-          <w:tcPr>
-            <w:tcW w:type="dxa" w:w="2880"/>
+            <w:tcW w:type="dxa" w:w="1701"/>
           </w:tcPr>
           <w:p>
             <w:r/>
             <w:r>
               <w:rPr>
-                <w:rFonts w:ascii="宋体" w:hAnsi="宋体" w:eastAsia="宋体"/>
+                <w:rFonts w:ascii="Times New Roman" w:hAnsi="Times New Roman" w:eastAsia="宋体"/>
                 <w:b w:val="0"/>
-                <w:sz w:val="24"/>
+                <w:sz w:val="21"/>
+              </w:rPr>
+            </w:r>
+          </w:p>
+        </w:tc>
+        <w:tc>
+          <w:tcPr>
+            <w:tcW w:type="dxa" w:w="4535"/>
+          </w:tcPr>
+          <w:p>
+            <w:r/>
+            <w:r>
+              <w:rPr>
+                <w:rFonts w:ascii="Times New Roman" w:hAnsi="Times New Roman" w:eastAsia="宋体"/>
+                <w:b w:val="0"/>
+                <w:sz w:val="21"/>
               </w:rPr>
               <w:t>用电子表格统计、做图表</w:t>
             </w:r>
@@ -251,15 +300,15 @@
       <w:tr>
         <w:tc>
           <w:tcPr>
-            <w:tcW w:type="dxa" w:w="2880"/>
+            <w:tcW w:type="dxa" w:w="1701"/>
           </w:tcPr>
           <w:p>
             <w:r/>
             <w:r>
               <w:rPr>
-                <w:rFonts w:ascii="宋体" w:hAnsi="宋体" w:eastAsia="宋体"/>
+                <w:rFonts w:ascii="Times New Roman" w:hAnsi="Times New Roman" w:eastAsia="宋体"/>
                 <w:b w:val="0"/>
-                <w:sz w:val="24"/>
+                <w:sz w:val="21"/>
               </w:rPr>
               <w:t>汇报员</w:t>
             </w:r>
@@ -267,23 +316,30 @@
         </w:tc>
         <w:tc>
           <w:tcPr>
-            <w:tcW w:type="dxa" w:w="2880"/>
-          </w:tcPr>
-          <w:p>
-            <w:r/>
-          </w:p>
-        </w:tc>
-        <w:tc>
-          <w:tcPr>
-            <w:tcW w:type="dxa" w:w="2880"/>
+            <w:tcW w:type="dxa" w:w="1701"/>
           </w:tcPr>
           <w:p>
             <w:r/>
             <w:r>
               <w:rPr>
-                <w:rFonts w:ascii="宋体" w:hAnsi="宋体" w:eastAsia="宋体"/>
+                <w:rFonts w:ascii="Times New Roman" w:hAnsi="Times New Roman" w:eastAsia="宋体"/>
                 <w:b w:val="0"/>
-                <w:sz w:val="24"/>
+                <w:sz w:val="21"/>
+              </w:rPr>
+            </w:r>
+          </w:p>
+        </w:tc>
+        <w:tc>
+          <w:tcPr>
+            <w:tcW w:type="dxa" w:w="4535"/>
+          </w:tcPr>
+          <w:p>
+            <w:r/>
+            <w:r>
+              <w:rPr>
+                <w:rFonts w:ascii="Times New Roman" w:hAnsi="Times New Roman" w:eastAsia="宋体"/>
+                <w:b w:val="0"/>
+                <w:sz w:val="21"/>
               </w:rPr>
               <w:t>整理成果、上台展示</w:t>
             </w:r>
@@ -291,11 +347,24 @@
         </w:tc>
       </w:tr>
     </w:tbl>
-    <w:p/>
+    <w:p>
+      <w:pPr>
+        <w:spacing w:before="0" w:after="120" w:line="300" w:lineRule="auto"/>
+      </w:pPr>
+      <w:r>
+        <w:rPr>
+          <w:rFonts w:ascii="Times New Roman" w:hAnsi="Times New Roman" w:eastAsia="宋体"/>
+          <w:b/>
+          <w:sz w:val="24"/>
+        </w:rPr>
+        <w:t>2. 时间安排</w:t>
+      </w:r>
+    </w:p>
     <w:tbl>
       <w:tblPr>
         <w:tblStyle w:val="TableGrid"/>
         <w:tblW w:type="auto" w:w="0"/>
+        <w:jc w:val="center"/>
         <w:tblLook w:firstColumn="1" w:firstRow="1" w:lastColumn="0" w:lastRow="0" w:noHBand="0" w:noVBand="1" w:val="04A0"/>
       </w:tblPr>
       <w:tblGrid>
@@ -305,31 +374,39 @@
       <w:tr>
         <w:tc>
           <w:tcPr>
-            <w:tcW w:type="dxa" w:w="4320"/>
+            <w:tcW w:type="dxa" w:w="1984"/>
+            <w:shd w:val="clear" w:fill="D9E2F3"/>
           </w:tcPr>
           <w:p>
+            <w:pPr>
+              <w:jc w:val="center"/>
+            </w:pPr>
             <w:r/>
             <w:r>
               <w:rPr>
-                <w:rFonts w:ascii="宋体" w:hAnsi="宋体" w:eastAsia="宋体"/>
+                <w:rFonts w:ascii="Times New Roman" w:hAnsi="Times New Roman" w:eastAsia="黑体"/>
                 <w:b/>
-                <w:sz w:val="24"/>
+                <w:sz w:val="21"/>
               </w:rPr>
-              <w:t>时间安排</w:t>
+              <w:t>时间</w:t>
             </w:r>
           </w:p>
         </w:tc>
         <w:tc>
           <w:tcPr>
-            <w:tcW w:type="dxa" w:w="4320"/>
+            <w:tcW w:type="dxa" w:w="5669"/>
+            <w:shd w:val="clear" w:fill="D9E2F3"/>
           </w:tcPr>
           <w:p>
+            <w:pPr>
+              <w:jc w:val="center"/>
+            </w:pPr>
             <w:r/>
             <w:r>
               <w:rPr>
-                <w:rFonts w:ascii="宋体" w:hAnsi="宋体" w:eastAsia="宋体"/>
+                <w:rFonts w:ascii="Times New Roman" w:hAnsi="Times New Roman" w:eastAsia="黑体"/>
                 <w:b/>
-                <w:sz w:val="24"/>
+                <w:sz w:val="21"/>
               </w:rPr>
               <w:t>任务</w:t>
             </w:r>
@@ -339,15 +416,15 @@
       <w:tr>
         <w:tc>
           <w:tcPr>
-            <w:tcW w:type="dxa" w:w="4320"/>
+            <w:tcW w:type="dxa" w:w="1984"/>
           </w:tcPr>
           <w:p>
             <w:r/>
             <w:r>
               <w:rPr>
-                <w:rFonts w:ascii="宋体" w:hAnsi="宋体" w:eastAsia="宋体"/>
+                <w:rFonts w:ascii="Times New Roman" w:hAnsi="Times New Roman" w:eastAsia="宋体"/>
                 <w:b w:val="0"/>
-                <w:sz w:val="24"/>
+                <w:sz w:val="21"/>
               </w:rPr>
               <w:t>第1课时</w:t>
             </w:r>
@@ -355,15 +432,15 @@
         </w:tc>
         <w:tc>
           <w:tcPr>
-            <w:tcW w:type="dxa" w:w="4320"/>
+            <w:tcW w:type="dxa" w:w="5669"/>
           </w:tcPr>
           <w:p>
             <w:r/>
             <w:r>
               <w:rPr>
-                <w:rFonts w:ascii="宋体" w:hAnsi="宋体" w:eastAsia="宋体"/>
+                <w:rFonts w:ascii="Times New Roman" w:hAnsi="Times New Roman" w:eastAsia="宋体"/>
                 <w:b w:val="0"/>
-                <w:sz w:val="24"/>
+                <w:sz w:val="21"/>
               </w:rPr>
               <w:t>确定问题、分工</w:t>
             </w:r>
@@ -373,15 +450,15 @@
       <w:tr>
         <w:tc>
           <w:tcPr>
-            <w:tcW w:type="dxa" w:w="4320"/>
+            <w:tcW w:type="dxa" w:w="1984"/>
           </w:tcPr>
           <w:p>
             <w:r/>
             <w:r>
               <w:rPr>
-                <w:rFonts w:ascii="宋体" w:hAnsi="宋体" w:eastAsia="宋体"/>
+                <w:rFonts w:ascii="Times New Roman" w:hAnsi="Times New Roman" w:eastAsia="宋体"/>
                 <w:b w:val="0"/>
-                <w:sz w:val="24"/>
+                <w:sz w:val="21"/>
               </w:rPr>
               <w:t>第2课时</w:t>
             </w:r>
@@ -389,15 +466,15 @@
         </w:tc>
         <w:tc>
           <w:tcPr>
-            <w:tcW w:type="dxa" w:w="4320"/>
+            <w:tcW w:type="dxa" w:w="5669"/>
           </w:tcPr>
           <w:p>
             <w:r/>
             <w:r>
               <w:rPr>
-                <w:rFonts w:ascii="宋体" w:hAnsi="宋体" w:eastAsia="宋体"/>
+                <w:rFonts w:ascii="Times New Roman" w:hAnsi="Times New Roman" w:eastAsia="宋体"/>
                 <w:b w:val="0"/>
-                <w:sz w:val="24"/>
+                <w:sz w:val="21"/>
               </w:rPr>
               <w:t>收集并录入数据</w:t>
             </w:r>
@@ -407,15 +484,15 @@
       <w:tr>
         <w:tc>
           <w:tcPr>
-            <w:tcW w:type="dxa" w:w="4320"/>
+            <w:tcW w:type="dxa" w:w="1984"/>
           </w:tcPr>
           <w:p>
             <w:r/>
             <w:r>
               <w:rPr>
-                <w:rFonts w:ascii="宋体" w:hAnsi="宋体" w:eastAsia="宋体"/>
+                <w:rFonts w:ascii="Times New Roman" w:hAnsi="Times New Roman" w:eastAsia="宋体"/>
                 <w:b w:val="0"/>
-                <w:sz w:val="24"/>
+                <w:sz w:val="21"/>
               </w:rPr>
               <w:t>第3课时</w:t>
             </w:r>
@@ -423,15 +500,15 @@
         </w:tc>
         <w:tc>
           <w:tcPr>
-            <w:tcW w:type="dxa" w:w="4320"/>
+            <w:tcW w:type="dxa" w:w="5669"/>
           </w:tcPr>
           <w:p>
             <w:r/>
             <w:r>
               <w:rPr>
-                <w:rFonts w:ascii="宋体" w:hAnsi="宋体" w:eastAsia="宋体"/>
+                <w:rFonts w:ascii="Times New Roman" w:hAnsi="Times New Roman" w:eastAsia="宋体"/>
                 <w:b w:val="0"/>
-                <w:sz w:val="24"/>
+                <w:sz w:val="21"/>
               </w:rPr>
               <w:t>统计分析、提炼结论</w:t>
             </w:r>
@@ -441,15 +518,15 @@
       <w:tr>
         <w:tc>
           <w:tcPr>
-            <w:tcW w:type="dxa" w:w="4320"/>
+            <w:tcW w:type="dxa" w:w="1984"/>
           </w:tcPr>
           <w:p>
             <w:r/>
             <w:r>
               <w:rPr>
-                <w:rFonts w:ascii="宋体" w:hAnsi="宋体" w:eastAsia="宋体"/>
+                <w:rFonts w:ascii="Times New Roman" w:hAnsi="Times New Roman" w:eastAsia="宋体"/>
                 <w:b w:val="0"/>
-                <w:sz w:val="24"/>
+                <w:sz w:val="21"/>
               </w:rPr>
               <w:t>第4课时</w:t>
             </w:r>
@@ -457,15 +534,15 @@
         </w:tc>
         <w:tc>
           <w:tcPr>
-            <w:tcW w:type="dxa" w:w="4320"/>
+            <w:tcW w:type="dxa" w:w="5669"/>
           </w:tcPr>
           <w:p>
             <w:r/>
             <w:r>
               <w:rPr>
-                <w:rFonts w:ascii="宋体" w:hAnsi="宋体" w:eastAsia="宋体"/>
+                <w:rFonts w:ascii="Times New Roman" w:hAnsi="Times New Roman" w:eastAsia="宋体"/>
                 <w:b w:val="0"/>
-                <w:sz w:val="24"/>
+                <w:sz w:val="21"/>
               </w:rPr>
               <w:t>制作并展示成果</w:t>
             </w:r>
@@ -473,29 +550,45 @@
         </w:tc>
       </w:tr>
     </w:tbl>
-    <w:p/>
     <w:p>
       <w:pPr>
-        <w:pStyle w:val="Heading2"/>
+        <w:pBdr>
+          <w:bottom w:val="single" w:sz="6" w:space="1" w:color="1F6FB2"/>
+        </w:pBdr>
+      </w:pPr>
+    </w:p>
+    <w:p>
+      <w:pPr>
+        <w:spacing w:before="120" w:after="120" w:line="300" w:lineRule="auto"/>
       </w:pPr>
       <w:r>
         <w:rPr>
-          <w:rFonts w:ascii="宋体" w:hAnsi="宋体"/>
+          <w:rFonts w:ascii="Times New Roman" w:hAnsi="Times New Roman" w:eastAsia="黑体"/>
+          <w:b/>
+          <w:color w:val="1F6FB2"/>
+          <w:sz w:val="32"/>
         </w:rPr>
+        <w:t>二、项目观察记录表</w:t>
       </w:r>
+    </w:p>
+    <w:p>
+      <w:pPr>
+        <w:spacing w:before="0" w:after="120" w:line="300" w:lineRule="auto"/>
+      </w:pPr>
       <w:r>
         <w:rPr>
-          <w:rFonts w:ascii="宋体" w:hAnsi="宋体" w:eastAsia="宋体"/>
+          <w:rFonts w:ascii="Times New Roman" w:hAnsi="Times New Roman" w:eastAsia="宋体"/>
           <w:b/>
           <w:sz w:val="24"/>
         </w:rPr>
-        <w:t>二、项目观察记录表（示例字段）</w:t>
+        <w:t>1. 我的记录表包含的字段（可参考示例自行设计）：</w:t>
       </w:r>
     </w:p>
     <w:tbl>
       <w:tblPr>
         <w:tblStyle w:val="TableGrid"/>
         <w:tblW w:type="auto" w:w="0"/>
+        <w:jc w:val="center"/>
         <w:tblLook w:firstColumn="1" w:firstRow="1" w:lastColumn="0" w:lastRow="0" w:noHBand="0" w:noVBand="1" w:val="04A0"/>
       </w:tblPr>
       <w:tblGrid>
@@ -510,15 +603,19 @@
       <w:tr>
         <w:tc>
           <w:tcPr>
-            <w:tcW w:type="dxa" w:w="1234"/>
+            <w:tcW w:type="dxa" w:w="1077"/>
+            <w:shd w:val="clear" w:fill="D9E2F3"/>
           </w:tcPr>
           <w:p>
+            <w:pPr>
+              <w:jc w:val="center"/>
+            </w:pPr>
             <w:r/>
             <w:r>
               <w:rPr>
-                <w:rFonts w:ascii="宋体" w:hAnsi="宋体" w:eastAsia="宋体"/>
+                <w:rFonts w:ascii="Times New Roman" w:hAnsi="Times New Roman" w:eastAsia="黑体"/>
                 <w:b/>
-                <w:sz w:val="24"/>
+                <w:sz w:val="21"/>
               </w:rPr>
               <w:t>记录日期</w:t>
             </w:r>
@@ -526,15 +623,19 @@
         </w:tc>
         <w:tc>
           <w:tcPr>
-            <w:tcW w:type="dxa" w:w="1234"/>
+            <w:tcW w:type="dxa" w:w="850"/>
+            <w:shd w:val="clear" w:fill="D9E2F3"/>
           </w:tcPr>
           <w:p>
+            <w:pPr>
+              <w:jc w:val="center"/>
+            </w:pPr>
             <w:r/>
             <w:r>
               <w:rPr>
-                <w:rFonts w:ascii="宋体" w:hAnsi="宋体" w:eastAsia="宋体"/>
+                <w:rFonts w:ascii="Times New Roman" w:hAnsi="Times New Roman" w:eastAsia="黑体"/>
                 <w:b/>
-                <w:sz w:val="24"/>
+                <w:sz w:val="21"/>
               </w:rPr>
               <w:t>时间</w:t>
             </w:r>
@@ -542,15 +643,19 @@
         </w:tc>
         <w:tc>
           <w:tcPr>
-            <w:tcW w:type="dxa" w:w="1234"/>
+            <w:tcW w:type="dxa" w:w="1417"/>
+            <w:shd w:val="clear" w:fill="D9E2F3"/>
           </w:tcPr>
           <w:p>
+            <w:pPr>
+              <w:jc w:val="center"/>
+            </w:pPr>
             <w:r/>
             <w:r>
               <w:rPr>
-                <w:rFonts w:ascii="宋体" w:hAnsi="宋体" w:eastAsia="宋体"/>
+                <w:rFonts w:ascii="Times New Roman" w:hAnsi="Times New Roman" w:eastAsia="黑体"/>
                 <w:b/>
-                <w:sz w:val="24"/>
+                <w:sz w:val="21"/>
               </w:rPr>
               <w:t>地点</w:t>
             </w:r>
@@ -558,15 +663,19 @@
         </w:tc>
         <w:tc>
           <w:tcPr>
-            <w:tcW w:type="dxa" w:w="1234"/>
+            <w:tcW w:type="dxa" w:w="1417"/>
+            <w:shd w:val="clear" w:fill="D9E2F3"/>
           </w:tcPr>
           <w:p>
+            <w:pPr>
+              <w:jc w:val="center"/>
+            </w:pPr>
             <w:r/>
             <w:r>
               <w:rPr>
-                <w:rFonts w:ascii="宋体" w:hAnsi="宋体" w:eastAsia="宋体"/>
+                <w:rFonts w:ascii="Times New Roman" w:hAnsi="Times New Roman" w:eastAsia="黑体"/>
                 <w:b/>
-                <w:sz w:val="24"/>
+                <w:sz w:val="21"/>
               </w:rPr>
               <w:t>鸟类名称</w:t>
             </w:r>
@@ -574,15 +683,19 @@
         </w:tc>
         <w:tc>
           <w:tcPr>
-            <w:tcW w:type="dxa" w:w="1234"/>
+            <w:tcW w:type="dxa" w:w="1020"/>
+            <w:shd w:val="clear" w:fill="D9E2F3"/>
           </w:tcPr>
           <w:p>
+            <w:pPr>
+              <w:jc w:val="center"/>
+            </w:pPr>
             <w:r/>
             <w:r>
               <w:rPr>
-                <w:rFonts w:ascii="宋体" w:hAnsi="宋体" w:eastAsia="宋体"/>
+                <w:rFonts w:ascii="Times New Roman" w:hAnsi="Times New Roman" w:eastAsia="黑体"/>
                 <w:b/>
-                <w:sz w:val="24"/>
+                <w:sz w:val="21"/>
               </w:rPr>
               <w:t>数量（只）</w:t>
             </w:r>
@@ -590,15 +703,19 @@
         </w:tc>
         <w:tc>
           <w:tcPr>
-            <w:tcW w:type="dxa" w:w="1234"/>
+            <w:tcW w:type="dxa" w:w="737"/>
+            <w:shd w:val="clear" w:fill="D9E2F3"/>
           </w:tcPr>
           <w:p>
+            <w:pPr>
+              <w:jc w:val="center"/>
+            </w:pPr>
             <w:r/>
             <w:r>
               <w:rPr>
-                <w:rFonts w:ascii="宋体" w:hAnsi="宋体" w:eastAsia="宋体"/>
+                <w:rFonts w:ascii="Times New Roman" w:hAnsi="Times New Roman" w:eastAsia="黑体"/>
                 <w:b/>
-                <w:sz w:val="24"/>
+                <w:sz w:val="21"/>
               </w:rPr>
               <w:t>天气</w:t>
             </w:r>
@@ -606,15 +723,19 @@
         </w:tc>
         <w:tc>
           <w:tcPr>
-            <w:tcW w:type="dxa" w:w="1234"/>
+            <w:tcW w:type="dxa" w:w="1134"/>
+            <w:shd w:val="clear" w:fill="D9E2F3"/>
           </w:tcPr>
           <w:p>
+            <w:pPr>
+              <w:jc w:val="center"/>
+            </w:pPr>
             <w:r/>
             <w:r>
               <w:rPr>
-                <w:rFonts w:ascii="宋体" w:hAnsi="宋体" w:eastAsia="宋体"/>
+                <w:rFonts w:ascii="Times New Roman" w:hAnsi="Times New Roman" w:eastAsia="黑体"/>
                 <w:b/>
-                <w:sz w:val="24"/>
+                <w:sz w:val="21"/>
               </w:rPr>
               <w:t>备注</w:t>
             </w:r>
@@ -624,15 +745,15 @@
       <w:tr>
         <w:tc>
           <w:tcPr>
-            <w:tcW w:type="dxa" w:w="1234"/>
+            <w:tcW w:type="dxa" w:w="1077"/>
           </w:tcPr>
           <w:p>
             <w:r/>
             <w:r>
               <w:rPr>
-                <w:rFonts w:ascii="宋体" w:hAnsi="宋体" w:eastAsia="宋体"/>
+                <w:rFonts w:ascii="Times New Roman" w:hAnsi="Times New Roman" w:eastAsia="宋体"/>
                 <w:b w:val="0"/>
-                <w:sz w:val="24"/>
+                <w:sz w:val="21"/>
               </w:rPr>
               <w:t>3月12日</w:t>
             </w:r>
@@ -640,15 +761,15 @@
         </w:tc>
         <w:tc>
           <w:tcPr>
-            <w:tcW w:type="dxa" w:w="1234"/>
+            <w:tcW w:type="dxa" w:w="850"/>
           </w:tcPr>
           <w:p>
             <w:r/>
             <w:r>
               <w:rPr>
-                <w:rFonts w:ascii="宋体" w:hAnsi="宋体" w:eastAsia="宋体"/>
+                <w:rFonts w:ascii="Times New Roman" w:hAnsi="Times New Roman" w:eastAsia="宋体"/>
                 <w:b w:val="0"/>
-                <w:sz w:val="24"/>
+                <w:sz w:val="21"/>
               </w:rPr>
               <w:t>15:00</w:t>
             </w:r>
@@ -656,15 +777,15 @@
         </w:tc>
         <w:tc>
           <w:tcPr>
-            <w:tcW w:type="dxa" w:w="1234"/>
+            <w:tcW w:type="dxa" w:w="1417"/>
           </w:tcPr>
           <w:p>
             <w:r/>
             <w:r>
               <w:rPr>
-                <w:rFonts w:ascii="宋体" w:hAnsi="宋体" w:eastAsia="宋体"/>
+                <w:rFonts w:ascii="Times New Roman" w:hAnsi="Times New Roman" w:eastAsia="宋体"/>
                 <w:b w:val="0"/>
-                <w:sz w:val="24"/>
+                <w:sz w:val="21"/>
               </w:rPr>
               <w:t>崇明东滩</w:t>
             </w:r>
@@ -672,15 +793,15 @@
         </w:tc>
         <w:tc>
           <w:tcPr>
-            <w:tcW w:type="dxa" w:w="1234"/>
+            <w:tcW w:type="dxa" w:w="1417"/>
           </w:tcPr>
           <w:p>
             <w:r/>
             <w:r>
               <w:rPr>
-                <w:rFonts w:ascii="宋体" w:hAnsi="宋体" w:eastAsia="宋体"/>
+                <w:rFonts w:ascii="Times New Roman" w:hAnsi="Times New Roman" w:eastAsia="宋体"/>
                 <w:b w:val="0"/>
-                <w:sz w:val="24"/>
+                <w:sz w:val="21"/>
               </w:rPr>
               <w:t>东方白鹳</w:t>
             </w:r>
@@ -688,15 +809,15 @@
         </w:tc>
         <w:tc>
           <w:tcPr>
-            <w:tcW w:type="dxa" w:w="1234"/>
+            <w:tcW w:type="dxa" w:w="1020"/>
           </w:tcPr>
           <w:p>
             <w:r/>
             <w:r>
               <w:rPr>
-                <w:rFonts w:ascii="宋体" w:hAnsi="宋体" w:eastAsia="宋体"/>
+                <w:rFonts w:ascii="Times New Roman" w:hAnsi="Times New Roman" w:eastAsia="宋体"/>
                 <w:b w:val="0"/>
-                <w:sz w:val="24"/>
+                <w:sz w:val="21"/>
               </w:rPr>
               <w:t>7</w:t>
             </w:r>
@@ -704,15 +825,15 @@
         </w:tc>
         <w:tc>
           <w:tcPr>
-            <w:tcW w:type="dxa" w:w="1234"/>
+            <w:tcW w:type="dxa" w:w="737"/>
           </w:tcPr>
           <w:p>
             <w:r/>
             <w:r>
               <w:rPr>
-                <w:rFonts w:ascii="宋体" w:hAnsi="宋体" w:eastAsia="宋体"/>
+                <w:rFonts w:ascii="Times New Roman" w:hAnsi="Times New Roman" w:eastAsia="宋体"/>
                 <w:b w:val="0"/>
-                <w:sz w:val="24"/>
+                <w:sz w:val="21"/>
               </w:rPr>
               <w:t>晴</w:t>
             </w:r>
@@ -720,218 +841,533 @@
         </w:tc>
         <w:tc>
           <w:tcPr>
-            <w:tcW w:type="dxa" w:w="1234"/>
+            <w:tcW w:type="dxa" w:w="1134"/>
           </w:tcPr>
           <w:p>
             <w:r/>
             <w:r>
               <w:rPr>
-                <w:rFonts w:ascii="宋体" w:hAnsi="宋体" w:eastAsia="宋体"/>
+                <w:rFonts w:ascii="Times New Roman" w:hAnsi="Times New Roman" w:eastAsia="宋体"/>
                 <w:b w:val="0"/>
-                <w:sz w:val="24"/>
+                <w:sz w:val="21"/>
               </w:rPr>
               <w:t>觅食</w:t>
             </w:r>
           </w:p>
         </w:tc>
       </w:tr>
+      <w:tr>
+        <w:tc>
+          <w:tcPr>
+            <w:tcW w:type="dxa" w:w="1077"/>
+          </w:tcPr>
+          <w:p>
+            <w:r/>
+            <w:r>
+              <w:rPr>
+                <w:rFonts w:ascii="Times New Roman" w:hAnsi="Times New Roman" w:eastAsia="宋体"/>
+                <w:b w:val="0"/>
+                <w:sz w:val="21"/>
+              </w:rPr>
+            </w:r>
+          </w:p>
+        </w:tc>
+        <w:tc>
+          <w:tcPr>
+            <w:tcW w:type="dxa" w:w="850"/>
+          </w:tcPr>
+          <w:p>
+            <w:r/>
+            <w:r>
+              <w:rPr>
+                <w:rFonts w:ascii="Times New Roman" w:hAnsi="Times New Roman" w:eastAsia="宋体"/>
+                <w:b w:val="0"/>
+                <w:sz w:val="21"/>
+              </w:rPr>
+            </w:r>
+          </w:p>
+        </w:tc>
+        <w:tc>
+          <w:tcPr>
+            <w:tcW w:type="dxa" w:w="1417"/>
+          </w:tcPr>
+          <w:p>
+            <w:r/>
+            <w:r>
+              <w:rPr>
+                <w:rFonts w:ascii="Times New Roman" w:hAnsi="Times New Roman" w:eastAsia="宋体"/>
+                <w:b w:val="0"/>
+                <w:sz w:val="21"/>
+              </w:rPr>
+            </w:r>
+          </w:p>
+        </w:tc>
+        <w:tc>
+          <w:tcPr>
+            <w:tcW w:type="dxa" w:w="1417"/>
+          </w:tcPr>
+          <w:p>
+            <w:r/>
+            <w:r>
+              <w:rPr>
+                <w:rFonts w:ascii="Times New Roman" w:hAnsi="Times New Roman" w:eastAsia="宋体"/>
+                <w:b w:val="0"/>
+                <w:sz w:val="21"/>
+              </w:rPr>
+            </w:r>
+          </w:p>
+        </w:tc>
+        <w:tc>
+          <w:tcPr>
+            <w:tcW w:type="dxa" w:w="1020"/>
+          </w:tcPr>
+          <w:p>
+            <w:r/>
+            <w:r>
+              <w:rPr>
+                <w:rFonts w:ascii="Times New Roman" w:hAnsi="Times New Roman" w:eastAsia="宋体"/>
+                <w:b w:val="0"/>
+                <w:sz w:val="21"/>
+              </w:rPr>
+            </w:r>
+          </w:p>
+        </w:tc>
+        <w:tc>
+          <w:tcPr>
+            <w:tcW w:type="dxa" w:w="737"/>
+          </w:tcPr>
+          <w:p>
+            <w:r/>
+            <w:r>
+              <w:rPr>
+                <w:rFonts w:ascii="Times New Roman" w:hAnsi="Times New Roman" w:eastAsia="宋体"/>
+                <w:b w:val="0"/>
+                <w:sz w:val="21"/>
+              </w:rPr>
+            </w:r>
+          </w:p>
+        </w:tc>
+        <w:tc>
+          <w:tcPr>
+            <w:tcW w:type="dxa" w:w="1134"/>
+          </w:tcPr>
+          <w:p>
+            <w:r/>
+            <w:r>
+              <w:rPr>
+                <w:rFonts w:ascii="Times New Roman" w:hAnsi="Times New Roman" w:eastAsia="宋体"/>
+                <w:b w:val="0"/>
+                <w:sz w:val="21"/>
+              </w:rPr>
+            </w:r>
+          </w:p>
+        </w:tc>
+      </w:tr>
+      <w:tr>
+        <w:tc>
+          <w:tcPr>
+            <w:tcW w:type="dxa" w:w="1077"/>
+          </w:tcPr>
+          <w:p>
+            <w:r/>
+            <w:r>
+              <w:rPr>
+                <w:rFonts w:ascii="Times New Roman" w:hAnsi="Times New Roman" w:eastAsia="宋体"/>
+                <w:b w:val="0"/>
+                <w:sz w:val="21"/>
+              </w:rPr>
+            </w:r>
+          </w:p>
+        </w:tc>
+        <w:tc>
+          <w:tcPr>
+            <w:tcW w:type="dxa" w:w="850"/>
+          </w:tcPr>
+          <w:p>
+            <w:r/>
+            <w:r>
+              <w:rPr>
+                <w:rFonts w:ascii="Times New Roman" w:hAnsi="Times New Roman" w:eastAsia="宋体"/>
+                <w:b w:val="0"/>
+                <w:sz w:val="21"/>
+              </w:rPr>
+            </w:r>
+          </w:p>
+        </w:tc>
+        <w:tc>
+          <w:tcPr>
+            <w:tcW w:type="dxa" w:w="1417"/>
+          </w:tcPr>
+          <w:p>
+            <w:r/>
+            <w:r>
+              <w:rPr>
+                <w:rFonts w:ascii="Times New Roman" w:hAnsi="Times New Roman" w:eastAsia="宋体"/>
+                <w:b w:val="0"/>
+                <w:sz w:val="21"/>
+              </w:rPr>
+            </w:r>
+          </w:p>
+        </w:tc>
+        <w:tc>
+          <w:tcPr>
+            <w:tcW w:type="dxa" w:w="1417"/>
+          </w:tcPr>
+          <w:p>
+            <w:r/>
+            <w:r>
+              <w:rPr>
+                <w:rFonts w:ascii="Times New Roman" w:hAnsi="Times New Roman" w:eastAsia="宋体"/>
+                <w:b w:val="0"/>
+                <w:sz w:val="21"/>
+              </w:rPr>
+            </w:r>
+          </w:p>
+        </w:tc>
+        <w:tc>
+          <w:tcPr>
+            <w:tcW w:type="dxa" w:w="1020"/>
+          </w:tcPr>
+          <w:p>
+            <w:r/>
+            <w:r>
+              <w:rPr>
+                <w:rFonts w:ascii="Times New Roman" w:hAnsi="Times New Roman" w:eastAsia="宋体"/>
+                <w:b w:val="0"/>
+                <w:sz w:val="21"/>
+              </w:rPr>
+            </w:r>
+          </w:p>
+        </w:tc>
+        <w:tc>
+          <w:tcPr>
+            <w:tcW w:type="dxa" w:w="737"/>
+          </w:tcPr>
+          <w:p>
+            <w:r/>
+            <w:r>
+              <w:rPr>
+                <w:rFonts w:ascii="Times New Roman" w:hAnsi="Times New Roman" w:eastAsia="宋体"/>
+                <w:b w:val="0"/>
+                <w:sz w:val="21"/>
+              </w:rPr>
+            </w:r>
+          </w:p>
+        </w:tc>
+        <w:tc>
+          <w:tcPr>
+            <w:tcW w:type="dxa" w:w="1134"/>
+          </w:tcPr>
+          <w:p>
+            <w:r/>
+            <w:r>
+              <w:rPr>
+                <w:rFonts w:ascii="Times New Roman" w:hAnsi="Times New Roman" w:eastAsia="宋体"/>
+                <w:b w:val="0"/>
+                <w:sz w:val="21"/>
+              </w:rPr>
+            </w:r>
+          </w:p>
+        </w:tc>
+      </w:tr>
+      <w:tr>
+        <w:tc>
+          <w:tcPr>
+            <w:tcW w:type="dxa" w:w="1077"/>
+          </w:tcPr>
+          <w:p>
+            <w:r/>
+            <w:r>
+              <w:rPr>
+                <w:rFonts w:ascii="Times New Roman" w:hAnsi="Times New Roman" w:eastAsia="宋体"/>
+                <w:b w:val="0"/>
+                <w:sz w:val="21"/>
+              </w:rPr>
+            </w:r>
+          </w:p>
+        </w:tc>
+        <w:tc>
+          <w:tcPr>
+            <w:tcW w:type="dxa" w:w="850"/>
+          </w:tcPr>
+          <w:p>
+            <w:r/>
+            <w:r>
+              <w:rPr>
+                <w:rFonts w:ascii="Times New Roman" w:hAnsi="Times New Roman" w:eastAsia="宋体"/>
+                <w:b w:val="0"/>
+                <w:sz w:val="21"/>
+              </w:rPr>
+            </w:r>
+          </w:p>
+        </w:tc>
+        <w:tc>
+          <w:tcPr>
+            <w:tcW w:type="dxa" w:w="1417"/>
+          </w:tcPr>
+          <w:p>
+            <w:r/>
+            <w:r>
+              <w:rPr>
+                <w:rFonts w:ascii="Times New Roman" w:hAnsi="Times New Roman" w:eastAsia="宋体"/>
+                <w:b w:val="0"/>
+                <w:sz w:val="21"/>
+              </w:rPr>
+            </w:r>
+          </w:p>
+        </w:tc>
+        <w:tc>
+          <w:tcPr>
+            <w:tcW w:type="dxa" w:w="1417"/>
+          </w:tcPr>
+          <w:p>
+            <w:r/>
+            <w:r>
+              <w:rPr>
+                <w:rFonts w:ascii="Times New Roman" w:hAnsi="Times New Roman" w:eastAsia="宋体"/>
+                <w:b w:val="0"/>
+                <w:sz w:val="21"/>
+              </w:rPr>
+            </w:r>
+          </w:p>
+        </w:tc>
+        <w:tc>
+          <w:tcPr>
+            <w:tcW w:type="dxa" w:w="1020"/>
+          </w:tcPr>
+          <w:p>
+            <w:r/>
+            <w:r>
+              <w:rPr>
+                <w:rFonts w:ascii="Times New Roman" w:hAnsi="Times New Roman" w:eastAsia="宋体"/>
+                <w:b w:val="0"/>
+                <w:sz w:val="21"/>
+              </w:rPr>
+            </w:r>
+          </w:p>
+        </w:tc>
+        <w:tc>
+          <w:tcPr>
+            <w:tcW w:type="dxa" w:w="737"/>
+          </w:tcPr>
+          <w:p>
+            <w:r/>
+            <w:r>
+              <w:rPr>
+                <w:rFonts w:ascii="Times New Roman" w:hAnsi="Times New Roman" w:eastAsia="宋体"/>
+                <w:b w:val="0"/>
+                <w:sz w:val="21"/>
+              </w:rPr>
+            </w:r>
+          </w:p>
+        </w:tc>
+        <w:tc>
+          <w:tcPr>
+            <w:tcW w:type="dxa" w:w="1134"/>
+          </w:tcPr>
+          <w:p>
+            <w:r/>
+            <w:r>
+              <w:rPr>
+                <w:rFonts w:ascii="Times New Roman" w:hAnsi="Times New Roman" w:eastAsia="宋体"/>
+                <w:b w:val="0"/>
+                <w:sz w:val="21"/>
+              </w:rPr>
+            </w:r>
+          </w:p>
+        </w:tc>
+      </w:tr>
     </w:tbl>
-    <w:p/>
     <w:p>
       <w:pPr>
-        <w:ind w:left="480"/>
+        <w:pStyle w:val="ListBullet"/>
       </w:pPr>
       <w:r>
         <w:rPr>
-          <w:rFonts w:ascii="宋体" w:hAnsi="宋体" w:eastAsia="宋体"/>
+          <w:rFonts w:ascii="Times New Roman" w:hAnsi="Times New Roman" w:eastAsia="宋体"/>
           <w:b w:val="0"/>
           <w:sz w:val="24"/>
         </w:rPr>
-        <w:t>我的记录表还可以加哪些字段？__________________________________</w:t>
+        <w:t>我还想增加哪些字段？____________________________________________</w:t>
       </w:r>
     </w:p>
     <w:p>
       <w:pPr>
-        <w:pStyle w:val="Heading2"/>
+        <w:pBdr>
+          <w:bottom w:val="single" w:sz="6" w:space="1" w:color="1F6FB2"/>
+        </w:pBdr>
+      </w:pPr>
+    </w:p>
+    <w:p>
+      <w:pPr>
+        <w:spacing w:before="120" w:after="120" w:line="300" w:lineRule="auto"/>
       </w:pPr>
       <w:r>
         <w:rPr>
-          <w:rFonts w:ascii="宋体" w:hAnsi="宋体"/>
-        </w:rPr>
-      </w:r>
-      <w:r>
-        <w:rPr>
-          <w:rFonts w:ascii="宋体" w:hAnsi="宋体" w:eastAsia="宋体"/>
+          <w:rFonts w:ascii="Times New Roman" w:hAnsi="Times New Roman" w:eastAsia="黑体"/>
           <w:b/>
-          <w:sz w:val="24"/>
+          <w:color w:val="1F6FB2"/>
+          <w:sz w:val="32"/>
         </w:rPr>
         <w:t>三、数据 → 信息 → 知识 加工记录</w:t>
       </w:r>
     </w:p>
     <w:p>
       <w:pPr>
-        <w:pStyle w:val="Heading3"/>
+        <w:spacing w:before="0" w:after="120" w:line="300" w:lineRule="auto"/>
       </w:pPr>
       <w:r>
         <w:rPr>
-          <w:rFonts w:ascii="宋体" w:hAnsi="宋体"/>
-        </w:rPr>
-      </w:r>
-      <w:r>
-        <w:rPr>
-          <w:rFonts w:ascii="宋体" w:hAnsi="宋体" w:eastAsia="宋体"/>
+          <w:rFonts w:ascii="Times New Roman" w:hAnsi="Times New Roman" w:eastAsia="宋体"/>
           <w:b/>
           <w:sz w:val="24"/>
         </w:rPr>
-        <w:t>1. 我们收集到的数据（任选2条原始记录）</w:t>
+        <w:t>1. 我们收集到的数据（任选 2 条原始记录）：</w:t>
       </w:r>
     </w:p>
     <w:p>
       <w:pPr>
-        <w:ind w:left="480"/>
+        <w:pStyle w:val="ListBullet"/>
       </w:pPr>
       <w:r>
         <w:rPr>
-          <w:rFonts w:ascii="宋体" w:hAnsi="宋体" w:eastAsia="宋体"/>
+          <w:rFonts w:ascii="Times New Roman" w:hAnsi="Times New Roman" w:eastAsia="宋体"/>
           <w:b w:val="0"/>
           <w:sz w:val="24"/>
         </w:rPr>
-        <w:t>__________________________________</w:t>
+        <w:t>① ______________________________________________________</w:t>
       </w:r>
     </w:p>
     <w:p>
       <w:pPr>
-        <w:ind w:left="480"/>
+        <w:pStyle w:val="ListBullet"/>
       </w:pPr>
       <w:r>
         <w:rPr>
-          <w:rFonts w:ascii="宋体" w:hAnsi="宋体" w:eastAsia="宋体"/>
+          <w:rFonts w:ascii="Times New Roman" w:hAnsi="Times New Roman" w:eastAsia="宋体"/>
           <w:b w:val="0"/>
           <w:sz w:val="24"/>
         </w:rPr>
-        <w:t>__________________________________</w:t>
+        <w:t>② ______________________________________________________</w:t>
       </w:r>
     </w:p>
     <w:p>
       <w:pPr>
-        <w:pStyle w:val="Heading3"/>
+        <w:spacing w:before="0" w:after="120" w:line="300" w:lineRule="auto"/>
       </w:pPr>
       <w:r>
         <w:rPr>
-          <w:rFonts w:ascii="宋体" w:hAnsi="宋体"/>
-        </w:rPr>
-      </w:r>
-      <w:r>
-        <w:rPr>
-          <w:rFonts w:ascii="宋体" w:hAnsi="宋体" w:eastAsia="宋体"/>
+          <w:rFonts w:ascii="Times New Roman" w:hAnsi="Times New Roman" w:eastAsia="宋体"/>
           <w:b/>
           <w:sz w:val="24"/>
         </w:rPr>
-        <w:t>2. 从数据中读出的信息（有意义、能回答问题的结论）</w:t>
+        <w:t>2. 从数据中读出的信息（有意义、能回答问题的结论）：</w:t>
       </w:r>
     </w:p>
     <w:p>
       <w:pPr>
-        <w:ind w:left="480"/>
+        <w:pStyle w:val="ListBullet"/>
       </w:pPr>
       <w:r>
         <w:rPr>
-          <w:rFonts w:ascii="宋体" w:hAnsi="宋体" w:eastAsia="宋体"/>
+          <w:rFonts w:ascii="Times New Roman" w:hAnsi="Times New Roman" w:eastAsia="宋体"/>
           <w:b w:val="0"/>
           <w:sz w:val="24"/>
         </w:rPr>
-        <w:t>例：本组记录中____出现次数最多，共____次。</w:t>
+        <w:t>例：本组记录中 ______ 出现次数最多，共 ______ 次。</w:t>
       </w:r>
     </w:p>
     <w:p>
       <w:pPr>
-        <w:ind w:left="480"/>
+        <w:pStyle w:val="ListBullet"/>
       </w:pPr>
       <w:r>
         <w:rPr>
-          <w:rFonts w:ascii="宋体" w:hAnsi="宋体" w:eastAsia="宋体"/>
+          <w:rFonts w:ascii="Times New Roman" w:hAnsi="Times New Roman" w:eastAsia="宋体"/>
           <w:b w:val="0"/>
           <w:sz w:val="24"/>
         </w:rPr>
-        <w:t>我们的信息：__________________________________</w:t>
+        <w:t>我们的信息：____________________________________________</w:t>
       </w:r>
     </w:p>
     <w:p>
       <w:pPr>
-        <w:pStyle w:val="Heading3"/>
+        <w:spacing w:before="0" w:after="120" w:line="300" w:lineRule="auto"/>
       </w:pPr>
       <w:r>
         <w:rPr>
-          <w:rFonts w:ascii="宋体" w:hAnsi="宋体"/>
-        </w:rPr>
-      </w:r>
-      <w:r>
-        <w:rPr>
-          <w:rFonts w:ascii="宋体" w:hAnsi="宋体" w:eastAsia="宋体"/>
+          <w:rFonts w:ascii="Times New Roman" w:hAnsi="Times New Roman" w:eastAsia="宋体"/>
           <w:b/>
           <w:sz w:val="24"/>
         </w:rPr>
-        <w:t>3. 上升到知识（规律性、能指导行动的认识）</w:t>
+        <w:t>3. 上升到知识（规律性、能指导行动的认识）：</w:t>
       </w:r>
     </w:p>
     <w:p>
       <w:pPr>
-        <w:ind w:left="480"/>
+        <w:pStyle w:val="ListBullet"/>
       </w:pPr>
       <w:r>
         <w:rPr>
-          <w:rFonts w:ascii="宋体" w:hAnsi="宋体" w:eastAsia="宋体"/>
+          <w:rFonts w:ascii="Times New Roman" w:hAnsi="Times New Roman" w:eastAsia="宋体"/>
           <w:b w:val="0"/>
           <w:sz w:val="24"/>
         </w:rPr>
-        <w:t>我们的知识：__________________________________</w:t>
+        <w:t>我们的知识：____________________________________________</w:t>
       </w:r>
     </w:p>
     <w:p>
       <w:pPr>
-        <w:ind w:left="480"/>
+        <w:pStyle w:val="ListBullet"/>
       </w:pPr>
       <w:r>
         <w:rPr>
-          <w:rFonts w:ascii="宋体" w:hAnsi="宋体" w:eastAsia="宋体"/>
+          <w:rFonts w:ascii="Times New Roman" w:hAnsi="Times New Roman" w:eastAsia="宋体"/>
           <w:b w:val="0"/>
           <w:sz w:val="24"/>
         </w:rPr>
-        <w:t>它为什么是"知识"而不是"信息"？__________________________________</w:t>
+        <w:t>它为什么是"知识"而不是"信息"？____________________________</w:t>
       </w:r>
     </w:p>
     <w:p>
       <w:pPr>
-        <w:pStyle w:val="Heading2"/>
+        <w:pBdr>
+          <w:bottom w:val="single" w:sz="6" w:space="1" w:color="1F6FB2"/>
+        </w:pBdr>
+      </w:pPr>
+    </w:p>
+    <w:p>
+      <w:pPr>
+        <w:spacing w:before="120" w:after="120" w:line="300" w:lineRule="auto"/>
       </w:pPr>
       <w:r>
         <w:rPr>
-          <w:rFonts w:ascii="宋体" w:hAnsi="宋体"/>
-        </w:rPr>
-      </w:r>
-      <w:r>
-        <w:rPr>
-          <w:rFonts w:ascii="宋体" w:hAnsi="宋体" w:eastAsia="宋体"/>
+          <w:rFonts w:ascii="Times New Roman" w:hAnsi="Times New Roman" w:eastAsia="黑体"/>
           <w:b/>
-          <w:sz w:val="24"/>
+          <w:color w:val="1F6FB2"/>
+          <w:sz w:val="32"/>
         </w:rPr>
         <w:t>四、知识建构</w:t>
       </w:r>
     </w:p>
     <w:p>
+      <w:pPr>
+        <w:spacing w:before="0" w:after="120" w:line="300" w:lineRule="auto"/>
+      </w:pPr>
       <w:r>
         <w:rPr>
-          <w:rFonts w:ascii="宋体" w:hAnsi="宋体" w:eastAsia="宋体"/>
-          <w:b w:val="0"/>
+          <w:rFonts w:ascii="Times New Roman" w:hAnsi="Times New Roman" w:eastAsia="宋体"/>
+          <w:b/>
           <w:sz w:val="24"/>
         </w:rPr>
-        <w:t>请连线：</w:t>
+        <w:t>请将左侧概念与右侧含义连线：</w:t>
       </w:r>
     </w:p>
     <w:tbl>
       <w:tblPr>
         <w:tblStyle w:val="TableGrid"/>
         <w:tblW w:type="auto" w:w="0"/>
+        <w:jc w:val="center"/>
         <w:tblLook w:firstColumn="1" w:firstRow="1" w:lastColumn="0" w:lastRow="0" w:noHBand="0" w:noVBand="1" w:val="04A0"/>
       </w:tblPr>
       <w:tblGrid>
@@ -941,15 +1377,19 @@
       <w:tr>
         <w:tc>
           <w:tcPr>
-            <w:tcW w:type="dxa" w:w="4320"/>
+            <w:tcW w:type="dxa" w:w="1701"/>
+            <w:shd w:val="clear" w:fill="D9E2F3"/>
           </w:tcPr>
           <w:p>
+            <w:pPr>
+              <w:jc w:val="center"/>
+            </w:pPr>
             <w:r/>
             <w:r>
               <w:rPr>
-                <w:rFonts w:ascii="宋体" w:hAnsi="宋体" w:eastAsia="宋体"/>
+                <w:rFonts w:ascii="Times New Roman" w:hAnsi="Times New Roman" w:eastAsia="黑体"/>
                 <w:b/>
-                <w:sz w:val="24"/>
+                <w:sz w:val="21"/>
               </w:rPr>
               <w:t>概念</w:t>
             </w:r>
@@ -957,15 +1397,19 @@
         </w:tc>
         <w:tc>
           <w:tcPr>
-            <w:tcW w:type="dxa" w:w="4320"/>
+            <w:tcW w:type="dxa" w:w="6236"/>
+            <w:shd w:val="clear" w:fill="D9E2F3"/>
           </w:tcPr>
           <w:p>
+            <w:pPr>
+              <w:jc w:val="center"/>
+            </w:pPr>
             <w:r/>
             <w:r>
               <w:rPr>
-                <w:rFonts w:ascii="宋体" w:hAnsi="宋体" w:eastAsia="宋体"/>
+                <w:rFonts w:ascii="Times New Roman" w:hAnsi="Times New Roman" w:eastAsia="黑体"/>
                 <w:b/>
-                <w:sz w:val="24"/>
+                <w:sz w:val="21"/>
               </w:rPr>
               <w:t>含义</w:t>
             </w:r>
@@ -975,15 +1419,15 @@
       <w:tr>
         <w:tc>
           <w:tcPr>
-            <w:tcW w:type="dxa" w:w="4320"/>
+            <w:tcW w:type="dxa" w:w="1701"/>
           </w:tcPr>
           <w:p>
             <w:r/>
             <w:r>
               <w:rPr>
-                <w:rFonts w:ascii="宋体" w:hAnsi="宋体" w:eastAsia="宋体"/>
+                <w:rFonts w:ascii="Times New Roman" w:hAnsi="Times New Roman" w:eastAsia="宋体"/>
                 <w:b w:val="0"/>
-                <w:sz w:val="24"/>
+                <w:sz w:val="21"/>
               </w:rPr>
               <w:t>数据</w:t>
             </w:r>
@@ -991,15 +1435,15 @@
         </w:tc>
         <w:tc>
           <w:tcPr>
-            <w:tcW w:type="dxa" w:w="4320"/>
+            <w:tcW w:type="dxa" w:w="6236"/>
           </w:tcPr>
           <w:p>
             <w:r/>
             <w:r>
               <w:rPr>
-                <w:rFonts w:ascii="宋体" w:hAnsi="宋体" w:eastAsia="宋体"/>
+                <w:rFonts w:ascii="Times New Roman" w:hAnsi="Times New Roman" w:eastAsia="宋体"/>
                 <w:b w:val="0"/>
-                <w:sz w:val="24"/>
+                <w:sz w:val="21"/>
               </w:rPr>
               <w:t>经过加工提炼、可指导实践的规律性认识</w:t>
             </w:r>
@@ -1009,15 +1453,15 @@
       <w:tr>
         <w:tc>
           <w:tcPr>
-            <w:tcW w:type="dxa" w:w="4320"/>
+            <w:tcW w:type="dxa" w:w="1701"/>
           </w:tcPr>
           <w:p>
             <w:r/>
             <w:r>
               <w:rPr>
-                <w:rFonts w:ascii="宋体" w:hAnsi="宋体" w:eastAsia="宋体"/>
+                <w:rFonts w:ascii="Times New Roman" w:hAnsi="Times New Roman" w:eastAsia="宋体"/>
                 <w:b w:val="0"/>
-                <w:sz w:val="24"/>
+                <w:sz w:val="21"/>
               </w:rPr>
               <w:t>信息</w:t>
             </w:r>
@@ -1025,15 +1469,15 @@
         </w:tc>
         <w:tc>
           <w:tcPr>
-            <w:tcW w:type="dxa" w:w="4320"/>
+            <w:tcW w:type="dxa" w:w="6236"/>
           </w:tcPr>
           <w:p>
             <w:r/>
             <w:r>
               <w:rPr>
-                <w:rFonts w:ascii="宋体" w:hAnsi="宋体" w:eastAsia="宋体"/>
+                <w:rFonts w:ascii="Times New Roman" w:hAnsi="Times New Roman" w:eastAsia="宋体"/>
                 <w:b w:val="0"/>
-                <w:sz w:val="24"/>
+                <w:sz w:val="21"/>
               </w:rPr>
               <w:t>记录客观事物的符号，是信息的载体</w:t>
             </w:r>
@@ -1043,15 +1487,15 @@
       <w:tr>
         <w:tc>
           <w:tcPr>
-            <w:tcW w:type="dxa" w:w="4320"/>
+            <w:tcW w:type="dxa" w:w="1701"/>
           </w:tcPr>
           <w:p>
             <w:r/>
             <w:r>
               <w:rPr>
-                <w:rFonts w:ascii="宋体" w:hAnsi="宋体" w:eastAsia="宋体"/>
+                <w:rFonts w:ascii="Times New Roman" w:hAnsi="Times New Roman" w:eastAsia="宋体"/>
                 <w:b w:val="0"/>
-                <w:sz w:val="24"/>
+                <w:sz w:val="21"/>
               </w:rPr>
               <w:t>知识</w:t>
             </w:r>
@@ -1059,15 +1503,15 @@
         </w:tc>
         <w:tc>
           <w:tcPr>
-            <w:tcW w:type="dxa" w:w="4320"/>
+            <w:tcW w:type="dxa" w:w="6236"/>
           </w:tcPr>
           <w:p>
             <w:r/>
             <w:r>
               <w:rPr>
-                <w:rFonts w:ascii="宋体" w:hAnsi="宋体" w:eastAsia="宋体"/>
+                <w:rFonts w:ascii="Times New Roman" w:hAnsi="Times New Roman" w:eastAsia="宋体"/>
                 <w:b w:val="0"/>
-                <w:sz w:val="24"/>
+                <w:sz w:val="21"/>
               </w:rPr>
               <w:t>加工后有意义的数据，能回答具体问题</w:t>
             </w:r>
@@ -1075,113 +1519,111 @@
         </w:tc>
       </w:tr>
     </w:tbl>
-    <w:p/>
     <w:p>
+      <w:pPr>
+        <w:spacing w:before="0" w:after="120" w:line="300" w:lineRule="auto"/>
+      </w:pPr>
       <w:r>
         <w:rPr>
-          <w:rFonts w:ascii="宋体" w:hAnsi="宋体" w:eastAsia="宋体"/>
+          <w:rFonts w:ascii="Times New Roman" w:hAnsi="Times New Roman" w:eastAsia="宋体"/>
           <w:b w:val="0"/>
           <w:sz w:val="24"/>
         </w:rPr>
-        <w:t>用一句话说明三者的关系：</w:t>
-      </w:r>
-    </w:p>
-    <w:p>
-      <w:r>
-        <w:rPr>
-          <w:rFonts w:ascii="宋体" w:hAnsi="宋体" w:eastAsia="宋体"/>
-          <w:b w:val="0"/>
-          <w:sz w:val="24"/>
-        </w:rPr>
-        <w:t>________________________________________________________</w:t>
+        <w:t>用一句话说明三者的关系：______________________________________________________</w:t>
       </w:r>
     </w:p>
     <w:p>
       <w:pPr>
-        <w:pStyle w:val="Heading2"/>
+        <w:pBdr>
+          <w:bottom w:val="single" w:sz="6" w:space="1" w:color="1F6FB2"/>
+        </w:pBdr>
+      </w:pPr>
+    </w:p>
+    <w:p>
+      <w:pPr>
+        <w:spacing w:before="120" w:after="120" w:line="300" w:lineRule="auto"/>
       </w:pPr>
       <w:r>
         <w:rPr>
-          <w:rFonts w:ascii="宋体" w:hAnsi="宋体"/>
-        </w:rPr>
-      </w:r>
-      <w:r>
-        <w:rPr>
-          <w:rFonts w:ascii="宋体" w:hAnsi="宋体" w:eastAsia="宋体"/>
+          <w:rFonts w:ascii="Times New Roman" w:hAnsi="Times New Roman" w:eastAsia="黑体"/>
           <w:b/>
-          <w:sz w:val="24"/>
+          <w:color w:val="1F6FB2"/>
+          <w:sz w:val="32"/>
         </w:rPr>
         <w:t>五、成果展示准备</w:t>
       </w:r>
     </w:p>
     <w:p>
       <w:pPr>
-        <w:ind w:left="480"/>
+        <w:pStyle w:val="ListBullet"/>
       </w:pPr>
       <w:r>
         <w:rPr>
-          <w:rFonts w:ascii="宋体" w:hAnsi="宋体" w:eastAsia="宋体"/>
+          <w:rFonts w:ascii="Times New Roman" w:hAnsi="Times New Roman" w:eastAsia="宋体"/>
           <w:b w:val="0"/>
           <w:sz w:val="24"/>
         </w:rPr>
-        <w:t>我们计划用：□ 海报  □ 演示文稿  □ 报告  □ 其他______</w:t>
+        <w:t>我们计划用：□ 海报　□ 演示文稿　□ 报告　□ 其他 ______</w:t>
       </w:r>
     </w:p>
     <w:p>
       <w:pPr>
-        <w:ind w:left="480"/>
+        <w:pStyle w:val="ListBullet"/>
       </w:pPr>
       <w:r>
         <w:rPr>
-          <w:rFonts w:ascii="宋体" w:hAnsi="宋体" w:eastAsia="宋体"/>
+          <w:rFonts w:ascii="Times New Roman" w:hAnsi="Times New Roman" w:eastAsia="宋体"/>
           <w:b w:val="0"/>
           <w:sz w:val="24"/>
         </w:rPr>
-        <w:t>展示要点（3分钟）：问题→数据→分析→结论</w:t>
+        <w:t>展示要点（3分钟）：问题 → 数据 → 分析 → 结论</w:t>
       </w:r>
     </w:p>
     <w:p>
       <w:pPr>
-        <w:pStyle w:val="Heading2"/>
+        <w:pBdr>
+          <w:bottom w:val="single" w:sz="6" w:space="1" w:color="1F6FB2"/>
+        </w:pBdr>
+      </w:pPr>
+    </w:p>
+    <w:p>
+      <w:pPr>
+        <w:spacing w:before="120" w:after="120" w:line="300" w:lineRule="auto"/>
       </w:pPr>
       <w:r>
         <w:rPr>
-          <w:rFonts w:ascii="宋体" w:hAnsi="宋体"/>
-        </w:rPr>
-      </w:r>
-      <w:r>
-        <w:rPr>
-          <w:rFonts w:ascii="宋体" w:hAnsi="宋体" w:eastAsia="宋体"/>
+          <w:rFonts w:ascii="Times New Roman" w:hAnsi="Times New Roman" w:eastAsia="黑体"/>
           <w:b/>
-          <w:sz w:val="24"/>
+          <w:color w:val="1F6FB2"/>
+          <w:sz w:val="32"/>
         </w:rPr>
         <w:t>六、个人反思</w:t>
       </w:r>
     </w:p>
     <w:p>
       <w:pPr>
-        <w:ind w:left="480"/>
+        <w:pStyle w:val="ListBullet"/>
       </w:pPr>
       <w:r>
         <w:rPr>
-          <w:rFonts w:ascii="宋体" w:hAnsi="宋体" w:eastAsia="宋体"/>
+          <w:rFonts w:ascii="Times New Roman" w:hAnsi="Times New Roman" w:eastAsia="宋体"/>
           <w:b w:val="0"/>
           <w:sz w:val="24"/>
         </w:rPr>
-        <w:t>这节课我最大的收获：___________________________________</w:t>
+        <w:t>这节课我最大的收获：________________________________________</w:t>
       </w:r>
     </w:p>
     <w:p>
       <w:pPr>
-        <w:ind w:left="480"/>
+        <w:pStyle w:val="ListBullet"/>
       </w:pPr>
       <w:r>
         <w:rPr>
-          <w:rFonts w:ascii="宋体" w:hAnsi="宋体" w:eastAsia="宋体"/>
+          <w:rFonts w:ascii="Times New Roman" w:hAnsi="Times New Roman" w:eastAsia="宋体"/>
           <w:b w:val="0"/>
           <w:sz w:val="24"/>
         </w:rPr>
-        <w:t>我还想探究的问题：____________________________________</w:t>
+        <w:t>我还想探究的问题：__________________________________________</w:t>
       </w:r>
     </w:p>
     <w:sectPr>
@@ -1557,10 +1999,6 @@
     <w:name w:val="Normal"/>
     <w:qFormat/>
     <w:rsid w:val="00FC693F"/>
-    <w:rPr>
-      <w:rFonts w:ascii="宋体" w:hAnsi="宋体" w:eastAsia="宋体"/>
-      <w:sz w:val="24"/>
-    </w:rPr>
   </w:style>
   <w:style w:type="paragraph" w:styleId="Header">
     <w:name w:val="header"/>
